--- a/evaluacion-final-retailpro/entrega/Evaluacion_Final_RetailPro_Murphy_Lleyton.docx
+++ b/evaluacion-final-retailpro/entrega/Evaluacion_Final_RetailPro_Murphy_Lleyton.docx
@@ -3051,156 +3051,7 @@
           <w:sz w:val="23"/>
           <w:szCs w:val="23"/>
         </w:rPr>
-        <w:t xml:space="preserve">Explicación</w:t>
-      </w:r>
-    </w:p>
-    <w:p>
-      <w:pPr>
-        <w:spacing w:after="120" w:line="276"/>
-      </w:pPr>
-      <w:r>
-        <w:rPr>
-          <w:sz w:val="22"/>
-          <w:szCs w:val="22"/>
-        </w:rPr>
-        <w:t xml:space="preserve">Se usan dos tablas: </w:t>
-      </w:r>
-      <w:r>
-        <w:rPr>
-          <w:rFonts w:ascii="Consolas" w:cs="Consolas" w:eastAsia="Consolas" w:hAnsi="Consolas"/>
-          <w:sz w:val="22"/>
-          <w:szCs w:val="22"/>
-        </w:rPr>
-        <w:t xml:space="preserve">ventas</w:t>
-      </w:r>
-      <w:r>
-        <w:rPr>
-          <w:sz w:val="22"/>
-          <w:szCs w:val="22"/>
-        </w:rPr>
-        <w:t xml:space="preserve"> (tabla de hechos, aporta fecha y monto) y </w:t>
-      </w:r>
-      <w:r>
-        <w:rPr>
-          <w:rFonts w:ascii="Consolas" w:cs="Consolas" w:eastAsia="Consolas" w:hAnsi="Consolas"/>
-          <w:sz w:val="22"/>
-          <w:szCs w:val="22"/>
-        </w:rPr>
-        <w:t xml:space="preserve">clientes</w:t>
-      </w:r>
-      <w:r>
-        <w:rPr>
-          <w:sz w:val="22"/>
-          <w:szCs w:val="22"/>
-        </w:rPr>
-        <w:t xml:space="preserve"> (dimensión, aporta el nombre legible). El JOIN por id_cliente es adecuado porque es la clave que relaciona ambas entidades (1:N). La subconsulta con MAX(fecha_venta) hace el filtro robusto: siempre toma los últimos 30 días respecto de la venta más reciente del dataset, sin depender de la fecha actual del sistema. El ORDER BY DESC deja arriba la venta más nueva.</w:t>
-      </w:r>
-    </w:p>
-    <w:p>
-      <w:pPr>
-        <w:pBdr>
-          <w:left w:val="single" w:color="E0A800" w:sz="18" w:space="8"/>
-        </w:pBdr>
-        <w:shd w:fill="FFF4CE" w:color="auto" w:val="clear"/>
-        <w:spacing w:after="140" w:before="100"/>
-      </w:pPr>
-      <w:r>
-        <w:rPr>
-          <w:b/>
-          <w:bCs/>
-          <w:sz w:val="20"/>
-          <w:szCs w:val="20"/>
-        </w:rPr>
-        <w:t xml:space="preserve">Para la entrega, reemplazá esta consulta y su resultado por una </w:t>
-      </w:r>
-      <w:r>
-        <w:rPr>
-          <w:b/>
-          <w:bCs/>
-          <w:sz w:val="20"/>
-          <w:szCs w:val="20"/>
-        </w:rPr>
-        <w:t xml:space="preserve">captura de pantalla de tu editor (pgAdmin / SSMS / DBeaver)</w:t>
-      </w:r>
-      <w:r>
-        <w:rPr>
-          <w:sz w:val="20"/>
-          <w:szCs w:val="20"/>
-        </w:rPr>
-        <w:t xml:space="preserve"> ejecutando exactamente esta query sobre tu base, tal como pide la consigna.</w:t>
-      </w:r>
-    </w:p>
-    <w:p>
-      <w:pPr>
-        <w:pStyle w:val="Heading2"/>
-        <w:spacing w:after="100" w:before="220"/>
-      </w:pPr>
-      <w:r>
-        <w:rPr>
-          <w:b/>
-          <w:bCs/>
-          <w:color w:val="2E74B5"/>
-          <w:sz w:val="26"/>
-          <w:szCs w:val="26"/>
-        </w:rPr>
-        <w:t xml:space="preserve">Ejercicio 2 — Modelado de datos (diagrama ER)</w:t>
-      </w:r>
-    </w:p>
-    <w:p>
-      <w:pPr>
-        <w:spacing w:after="120" w:line="276"/>
-      </w:pPr>
-      <w:r>
-        <w:rPr>
-          <w:sz w:val="22"/>
-          <w:szCs w:val="22"/>
-        </w:rPr>
-        <w:t xml:space="preserve">Se modela un esquema en estrella con la tabla de hechos </w:t>
-      </w:r>
-      <w:r>
-        <w:rPr>
-          <w:rFonts w:ascii="Consolas" w:cs="Consolas" w:eastAsia="Consolas" w:hAnsi="Consolas"/>
-          <w:sz w:val="22"/>
-          <w:szCs w:val="22"/>
-        </w:rPr>
-        <w:t xml:space="preserve">Fact_Ventas</w:t>
-      </w:r>
-      <w:r>
-        <w:rPr>
-          <w:sz w:val="22"/>
-          <w:szCs w:val="22"/>
-        </w:rPr>
-        <w:t xml:space="preserve"> en el centro y las dimensiones </w:t>
-      </w:r>
-      <w:r>
-        <w:rPr>
-          <w:rFonts w:ascii="Consolas" w:cs="Consolas" w:eastAsia="Consolas" w:hAnsi="Consolas"/>
-          <w:sz w:val="22"/>
-          <w:szCs w:val="22"/>
-        </w:rPr>
-        <w:t xml:space="preserve">Dim_Clientes</w:t>
-      </w:r>
-      <w:r>
-        <w:rPr>
-          <w:sz w:val="22"/>
-          <w:szCs w:val="22"/>
-        </w:rPr>
-        <w:t xml:space="preserve"> y </w:t>
-      </w:r>
-      <w:r>
-        <w:rPr>
-          <w:rFonts w:ascii="Consolas" w:cs="Consolas" w:eastAsia="Consolas" w:hAnsi="Consolas"/>
-          <w:sz w:val="22"/>
-          <w:szCs w:val="22"/>
-        </w:rPr>
-        <w:t xml:space="preserve">Dim_Productos</w:t>
-      </w:r>
-      <w:r>
-        <w:rPr>
-          <w:sz w:val="22"/>
-          <w:szCs w:val="22"/>
-        </w:rPr>
-        <w:t xml:space="preserve"> alrededor.</w:t>
+        <w:t xml:space="preserve">Captura de la ejecución</w:t>
       </w:r>
     </w:p>
     <w:p>
@@ -3211,7 +3062,7 @@
       <w:r>
         <w:drawing>
           <wp:inline distT="0" distB="0" distL="0" distR="0">
-            <wp:extent cx="5905500" cy="3352800"/>
+            <wp:extent cx="6096000" cy="2771775"/>
             <wp:effectExtent t="0" r="0" b="0" l="0"/>
             <wp:docPr id="1" name="" descr="" title=""/>
             <wp:cNvGraphicFramePr>
@@ -3236,7 +3087,7 @@
                   <pic:spPr bwMode="auto">
                     <a:xfrm>
                       <a:off x="0" y="0"/>
-                      <a:ext cx="5905500" cy="3352800"/>
+                      <a:ext cx="6096000" cy="2771775"/>
                     </a:xfrm>
                     <a:prstGeom prst="rect">
                       <a:avLst/>
@@ -3262,7 +3113,7 @@
           <w:sz w:val="17"/>
           <w:szCs w:val="17"/>
         </w:rPr>
-        <w:t xml:space="preserve">Figura 1. Diagrama entidad-relación (esquema en estrella).</w:t>
+        <w:t xml:space="preserve">Figura 2. Consulta ejecutada en el editor SQL (PostgreSQL): 3 filas recuperadas, ordenadas por fecha descendente.</w:t>
       </w:r>
     </w:p>
     <w:p>
@@ -3278,85 +3129,7 @@
           <w:sz w:val="23"/>
           <w:szCs w:val="23"/>
         </w:rPr>
-        <w:t xml:space="preserve">Entidades y relaciones</w:t>
-      </w:r>
-    </w:p>
-    <w:p>
-      <w:pPr>
-        <w:pStyle w:val="ListParagraph"/>
-        <w:numPr>
-          <w:ilvl w:val="0"/>
-          <w:numId w:val="1"/>
-        </w:numPr>
-        <w:spacing w:after="60" w:line="270"/>
-      </w:pPr>
-      <w:r>
-        <w:rPr>
-          <w:b/>
-          <w:bCs/>
-          <w:sz w:val="22"/>
-          <w:szCs w:val="22"/>
-        </w:rPr>
-        <w:t xml:space="preserve">Cliente </w:t>
-      </w:r>
-      <w:r>
-        <w:rPr>
-          <w:sz w:val="22"/>
-          <w:szCs w:val="22"/>
-        </w:rPr>
-        <w:t xml:space="preserve">(id_cliente PK): quién compra. </w:t>
-      </w:r>
-    </w:p>
-    <w:p>
-      <w:pPr>
-        <w:pStyle w:val="ListParagraph"/>
-        <w:numPr>
-          <w:ilvl w:val="0"/>
-          <w:numId w:val="1"/>
-        </w:numPr>
-        <w:spacing w:after="60" w:line="270"/>
-      </w:pPr>
-      <w:r>
-        <w:rPr>
-          <w:b/>
-          <w:bCs/>
-          <w:sz w:val="22"/>
-          <w:szCs w:val="22"/>
-        </w:rPr>
-        <w:t xml:space="preserve">Producto </w:t>
-      </w:r>
-      <w:r>
-        <w:rPr>
-          <w:sz w:val="22"/>
-          <w:szCs w:val="22"/>
-        </w:rPr>
-        <w:t xml:space="preserve">(id_producto PK): qué se vende. </w:t>
-      </w:r>
-    </w:p>
-    <w:p>
-      <w:pPr>
-        <w:pStyle w:val="ListParagraph"/>
-        <w:numPr>
-          <w:ilvl w:val="0"/>
-          <w:numId w:val="1"/>
-        </w:numPr>
-        <w:spacing w:after="60" w:line="270"/>
-      </w:pPr>
-      <w:r>
-        <w:rPr>
-          <w:b/>
-          <w:bCs/>
-          <w:sz w:val="22"/>
-          <w:szCs w:val="22"/>
-        </w:rPr>
-        <w:t xml:space="preserve">Venta </w:t>
-      </w:r>
-      <w:r>
-        <w:rPr>
-          <w:sz w:val="22"/>
-          <w:szCs w:val="22"/>
-        </w:rPr>
-        <w:t xml:space="preserve">(id_venta PK; id_cliente e id_producto como FK): el hecho, con fecha, cantidad y total. </w:t>
+        <w:t xml:space="preserve">Explicación</w:t>
       </w:r>
     </w:p>
     <w:p>
@@ -3365,19 +3138,40 @@
       </w:pPr>
       <w:r>
         <w:rPr>
-          <w:b/>
-          <w:bCs/>
-          <w:sz w:val="22"/>
-          <w:szCs w:val="22"/>
-        </w:rPr>
-        <w:t xml:space="preserve">Relaciones: </w:t>
-      </w:r>
-      <w:r>
-        <w:rPr>
-          <w:sz w:val="22"/>
-          <w:szCs w:val="22"/>
-        </w:rPr>
-        <w:t xml:space="preserve">un cliente realiza muchas ventas (1:N) y un producto aparece en muchas ventas (1:N). La tabla Venta resuelve la relación N:M entre clientes y productos, y cada fila registra una transacción con su total_venta.</w:t>
+          <w:sz w:val="22"/>
+          <w:szCs w:val="22"/>
+        </w:rPr>
+        <w:t xml:space="preserve">Se usan dos tablas: </w:t>
+      </w:r>
+      <w:r>
+        <w:rPr>
+          <w:rFonts w:ascii="Consolas" w:cs="Consolas" w:eastAsia="Consolas" w:hAnsi="Consolas"/>
+          <w:sz w:val="22"/>
+          <w:szCs w:val="22"/>
+        </w:rPr>
+        <w:t xml:space="preserve">ventas</w:t>
+      </w:r>
+      <w:r>
+        <w:rPr>
+          <w:sz w:val="22"/>
+          <w:szCs w:val="22"/>
+        </w:rPr>
+        <w:t xml:space="preserve"> (tabla de hechos, aporta fecha y monto) y </w:t>
+      </w:r>
+      <w:r>
+        <w:rPr>
+          <w:rFonts w:ascii="Consolas" w:cs="Consolas" w:eastAsia="Consolas" w:hAnsi="Consolas"/>
+          <w:sz w:val="22"/>
+          <w:szCs w:val="22"/>
+        </w:rPr>
+        <w:t xml:space="preserve">clientes</w:t>
+      </w:r>
+      <w:r>
+        <w:rPr>
+          <w:sz w:val="22"/>
+          <w:szCs w:val="22"/>
+        </w:rPr>
+        <w:t xml:space="preserve"> (dimensión, aporta el nombre legible). El JOIN por id_cliente es adecuado porque es la clave que relaciona ambas entidades (1:N). La subconsulta con MAX(fecha_venta) hace el filtro robusto: siempre toma los últimos 30 días respecto de la venta más reciente del dataset, sin depender de la fecha actual del sistema. El ORDER BY DESC deja arriba la venta más nueva.</w:t>
       </w:r>
     </w:p>
     <w:p>
@@ -3393,7 +3187,7 @@
           <w:sz w:val="26"/>
           <w:szCs w:val="26"/>
         </w:rPr>
-        <w:t xml:space="preserve">Ejercicio 3 — Visualización y storytelling</w:t>
+        <w:t xml:space="preserve">Ejercicio 2 — Modelado de datos (diagrama ER)</w:t>
       </w:r>
     </w:p>
     <w:p>
@@ -3405,567 +3199,52 @@
           <w:sz w:val="22"/>
           <w:szCs w:val="22"/>
         </w:rPr>
-        <w:t xml:space="preserve">Escenario: presentar el informe de ventas mensual al equipo de marketing. La narrativa sigue una estructura de tres actos: contexto → hallazgo → acción.</w:t>
-      </w:r>
-    </w:p>
-    <w:p>
-      <w:pPr>
-        <w:pStyle w:val="Heading3"/>
-        <w:spacing w:after="80" w:before="160"/>
-      </w:pPr>
-      <w:r>
-        <w:rPr>
-          <w:b/>
-          <w:bCs/>
-          <w:color w:val="1F3864"/>
-          <w:sz w:val="23"/>
-          <w:szCs w:val="23"/>
-        </w:rPr>
-        <w:t xml:space="preserve">Gráficos elegidos y por qué</w:t>
-      </w:r>
-    </w:p>
-    <w:tbl>
-      <w:tblPr>
-        <w:tblW w:type="dxa" w:w="8800"/>
-        <w:tblBorders>
-          <w:top w:val="single" w:color="BFBFBF" w:sz="2"/>
-          <w:left w:val="single" w:color="BFBFBF" w:sz="2"/>
-          <w:bottom w:val="single" w:color="BFBFBF" w:sz="2"/>
-          <w:right w:val="single" w:color="BFBFBF" w:sz="2"/>
-          <w:insideH w:val="single" w:color="D9D9D9" w:sz="2"/>
-          <w:insideV w:val="single" w:color="D9D9D9" w:sz="2"/>
-        </w:tblBorders>
-      </w:tblPr>
-      <w:tblGrid>
-        <w:gridCol w:w="2900"/>
-        <w:gridCol w:w="2400"/>
-        <w:gridCol w:w="3500"/>
-      </w:tblGrid>
-      <w:tr>
-        <w:trPr>
-          <w:tblHeader/>
-        </w:trPr>
-        <w:tc>
-          <w:tcPr>
-            <w:tcW w:type="dxa" w:w="2900"/>
-            <w:shd w:fill="1F3864" w:color="auto" w:val="clear"/>
-            <w:tcMar>
-              <w:top w:type="dxa" w:w="40"/>
-              <w:left w:type="dxa" w:w="90"/>
-              <w:bottom w:type="dxa" w:w="40"/>
-              <w:right w:type="dxa" w:w="90"/>
-            </w:tcMar>
-          </w:tcPr>
-          <w:p>
-            <w:pPr>
-              <w:spacing w:after="40" w:before="40"/>
-              <w:jc w:val="left"/>
-            </w:pPr>
-            <w:r>
-              <w:rPr>
-                <w:b/>
-                <w:bCs/>
-                <w:color w:val="FFFFFF"/>
-                <w:sz w:val="19"/>
-                <w:szCs w:val="19"/>
-              </w:rPr>
-              <w:t xml:space="preserve">Visual</w:t>
-            </w:r>
-          </w:p>
-        </w:tc>
-        <w:tc>
-          <w:tcPr>
-            <w:tcW w:type="dxa" w:w="2400"/>
-            <w:shd w:fill="1F3864" w:color="auto" w:val="clear"/>
-            <w:tcMar>
-              <w:top w:type="dxa" w:w="40"/>
-              <w:left w:type="dxa" w:w="90"/>
-              <w:bottom w:type="dxa" w:w="40"/>
-              <w:right w:type="dxa" w:w="90"/>
-            </w:tcMar>
-          </w:tcPr>
-          <w:p>
-            <w:pPr>
-              <w:spacing w:after="40" w:before="40"/>
-              <w:jc w:val="center"/>
-            </w:pPr>
-            <w:r>
-              <w:rPr>
-                <w:b/>
-                <w:bCs/>
-                <w:color w:val="FFFFFF"/>
-                <w:sz w:val="19"/>
-                <w:szCs w:val="19"/>
-              </w:rPr>
-              <w:t xml:space="preserve">Tipo de gráfico</w:t>
-            </w:r>
-          </w:p>
-        </w:tc>
-        <w:tc>
-          <w:tcPr>
-            <w:tcW w:type="dxa" w:w="3500"/>
-            <w:shd w:fill="1F3864" w:color="auto" w:val="clear"/>
-            <w:tcMar>
-              <w:top w:type="dxa" w:w="40"/>
-              <w:left w:type="dxa" w:w="90"/>
-              <w:bottom w:type="dxa" w:w="40"/>
-              <w:right w:type="dxa" w:w="90"/>
-            </w:tcMar>
-          </w:tcPr>
-          <w:p>
-            <w:pPr>
-              <w:spacing w:after="40" w:before="40"/>
-              <w:jc w:val="center"/>
-            </w:pPr>
-            <w:r>
-              <w:rPr>
-                <w:b/>
-                <w:bCs/>
-                <w:color w:val="FFFFFF"/>
-                <w:sz w:val="19"/>
-                <w:szCs w:val="19"/>
-              </w:rPr>
-              <w:t xml:space="preserve">Por qué</w:t>
-            </w:r>
-          </w:p>
-        </w:tc>
-      </w:tr>
-      <w:tr>
-        <w:tc>
-          <w:tcPr>
-            <w:tcW w:type="dxa" w:w="2900"/>
-            <w:tcMar>
-              <w:top w:type="dxa" w:w="40"/>
-              <w:left w:type="dxa" w:w="90"/>
-              <w:bottom w:type="dxa" w:w="40"/>
-              <w:right w:type="dxa" w:w="90"/>
-            </w:tcMar>
-          </w:tcPr>
-          <w:p>
-            <w:pPr>
-              <w:spacing w:after="40" w:before="40"/>
-              <w:jc w:val="left"/>
-            </w:pPr>
-            <w:r>
-              <w:rPr>
-                <w:b/>
-                <w:bCs/>
-                <w:color w:val="000000"/>
-                <w:sz w:val="19"/>
-                <w:szCs w:val="19"/>
-              </w:rPr>
-              <w:t xml:space="preserve">Total, ticket y n.º ventas</w:t>
-            </w:r>
-          </w:p>
-        </w:tc>
-        <w:tc>
-          <w:tcPr>
-            <w:tcW w:type="dxa" w:w="2400"/>
-            <w:tcMar>
-              <w:top w:type="dxa" w:w="40"/>
-              <w:left w:type="dxa" w:w="90"/>
-              <w:bottom w:type="dxa" w:w="40"/>
-              <w:right w:type="dxa" w:w="90"/>
-            </w:tcMar>
-          </w:tcPr>
-          <w:p>
-            <w:pPr>
-              <w:spacing w:after="40" w:before="40"/>
-              <w:jc w:val="center"/>
-            </w:pPr>
-            <w:r>
-              <w:rPr>
-                <w:b w:val="false"/>
-                <w:bCs w:val="false"/>
-                <w:color w:val="000000"/>
-                <w:sz w:val="19"/>
-                <w:szCs w:val="19"/>
-              </w:rPr>
-              <w:t xml:space="preserve">Tarjetas KPI</w:t>
-            </w:r>
-          </w:p>
-        </w:tc>
-        <w:tc>
-          <w:tcPr>
-            <w:tcW w:type="dxa" w:w="3500"/>
-            <w:tcMar>
-              <w:top w:type="dxa" w:w="40"/>
-              <w:left w:type="dxa" w:w="90"/>
-              <w:bottom w:type="dxa" w:w="40"/>
-              <w:right w:type="dxa" w:w="90"/>
-            </w:tcMar>
-          </w:tcPr>
-          <w:p>
-            <w:pPr>
-              <w:spacing w:after="40" w:before="40"/>
-              <w:jc w:val="center"/>
-            </w:pPr>
-            <w:r>
-              <w:rPr>
-                <w:b w:val="false"/>
-                <w:bCs w:val="false"/>
-                <w:color w:val="000000"/>
-                <w:sz w:val="19"/>
-                <w:szCs w:val="19"/>
-              </w:rPr>
-              <w:t xml:space="preserve">Monitoreo de un vistazo.</w:t>
-            </w:r>
-          </w:p>
-        </w:tc>
-      </w:tr>
-      <w:tr>
-        <w:tc>
-          <w:tcPr>
-            <w:tcW w:type="dxa" w:w="2900"/>
-            <w:shd w:fill="DCE6F1" w:color="auto" w:val="clear"/>
-            <w:tcMar>
-              <w:top w:type="dxa" w:w="40"/>
-              <w:left w:type="dxa" w:w="90"/>
-              <w:bottom w:type="dxa" w:w="40"/>
-              <w:right w:type="dxa" w:w="90"/>
-            </w:tcMar>
-          </w:tcPr>
-          <w:p>
-            <w:pPr>
-              <w:spacing w:after="40" w:before="40"/>
-              <w:jc w:val="left"/>
-            </w:pPr>
-            <w:r>
-              <w:rPr>
-                <w:b/>
-                <w:bCs/>
-                <w:color w:val="000000"/>
-                <w:sz w:val="19"/>
-                <w:szCs w:val="19"/>
-              </w:rPr>
-              <w:t xml:space="preserve">Tendencia mensual</w:t>
-            </w:r>
-          </w:p>
-        </w:tc>
-        <w:tc>
-          <w:tcPr>
-            <w:tcW w:type="dxa" w:w="2400"/>
-            <w:shd w:fill="DCE6F1" w:color="auto" w:val="clear"/>
-            <w:tcMar>
-              <w:top w:type="dxa" w:w="40"/>
-              <w:left w:type="dxa" w:w="90"/>
-              <w:bottom w:type="dxa" w:w="40"/>
-              <w:right w:type="dxa" w:w="90"/>
-            </w:tcMar>
-          </w:tcPr>
-          <w:p>
-            <w:pPr>
-              <w:spacing w:after="40" w:before="40"/>
-              <w:jc w:val="center"/>
-            </w:pPr>
-            <w:r>
-              <w:rPr>
-                <w:b w:val="false"/>
-                <w:bCs w:val="false"/>
-                <w:color w:val="000000"/>
-                <w:sz w:val="19"/>
-                <w:szCs w:val="19"/>
-              </w:rPr>
-              <w:t xml:space="preserve">Gráfico de líneas</w:t>
-            </w:r>
-          </w:p>
-        </w:tc>
-        <w:tc>
-          <w:tcPr>
-            <w:tcW w:type="dxa" w:w="3500"/>
-            <w:shd w:fill="DCE6F1" w:color="auto" w:val="clear"/>
-            <w:tcMar>
-              <w:top w:type="dxa" w:w="40"/>
-              <w:left w:type="dxa" w:w="90"/>
-              <w:bottom w:type="dxa" w:w="40"/>
-              <w:right w:type="dxa" w:w="90"/>
-            </w:tcMar>
-          </w:tcPr>
-          <w:p>
-            <w:pPr>
-              <w:spacing w:after="40" w:before="40"/>
-              <w:jc w:val="center"/>
-            </w:pPr>
-            <w:r>
-              <w:rPr>
-                <w:b w:val="false"/>
-                <w:bCs w:val="false"/>
-                <w:color w:val="000000"/>
-                <w:sz w:val="19"/>
-                <w:szCs w:val="19"/>
-              </w:rPr>
-              <w:t xml:space="preserve">Muestra evolución/estacionalidad en el tiempo.</w:t>
-            </w:r>
-          </w:p>
-        </w:tc>
-      </w:tr>
-      <w:tr>
-        <w:tc>
-          <w:tcPr>
-            <w:tcW w:type="dxa" w:w="2900"/>
-            <w:tcMar>
-              <w:top w:type="dxa" w:w="40"/>
-              <w:left w:type="dxa" w:w="90"/>
-              <w:bottom w:type="dxa" w:w="40"/>
-              <w:right w:type="dxa" w:w="90"/>
-            </w:tcMar>
-          </w:tcPr>
-          <w:p>
-            <w:pPr>
-              <w:spacing w:after="40" w:before="40"/>
-              <w:jc w:val="left"/>
-            </w:pPr>
-            <w:r>
-              <w:rPr>
-                <w:b/>
-                <w:bCs/>
-                <w:color w:val="000000"/>
-                <w:sz w:val="19"/>
-                <w:szCs w:val="19"/>
-              </w:rPr>
-              <w:t xml:space="preserve">Ventas por categoría</w:t>
-            </w:r>
-          </w:p>
-        </w:tc>
-        <w:tc>
-          <w:tcPr>
-            <w:tcW w:type="dxa" w:w="2400"/>
-            <w:tcMar>
-              <w:top w:type="dxa" w:w="40"/>
-              <w:left w:type="dxa" w:w="90"/>
-              <w:bottom w:type="dxa" w:w="40"/>
-              <w:right w:type="dxa" w:w="90"/>
-            </w:tcMar>
-          </w:tcPr>
-          <w:p>
-            <w:pPr>
-              <w:spacing w:after="40" w:before="40"/>
-              <w:jc w:val="center"/>
-            </w:pPr>
-            <w:r>
-              <w:rPr>
-                <w:b w:val="false"/>
-                <w:bCs w:val="false"/>
-                <w:color w:val="000000"/>
-                <w:sz w:val="19"/>
-                <w:szCs w:val="19"/>
-              </w:rPr>
-              <w:t xml:space="preserve">Barras horizontales</w:t>
-            </w:r>
-          </w:p>
-        </w:tc>
-        <w:tc>
-          <w:tcPr>
-            <w:tcW w:type="dxa" w:w="3500"/>
-            <w:tcMar>
-              <w:top w:type="dxa" w:w="40"/>
-              <w:left w:type="dxa" w:w="90"/>
-              <w:bottom w:type="dxa" w:w="40"/>
-              <w:right w:type="dxa" w:w="90"/>
-            </w:tcMar>
-          </w:tcPr>
-          <w:p>
-            <w:pPr>
-              <w:spacing w:after="40" w:before="40"/>
-              <w:jc w:val="center"/>
-            </w:pPr>
-            <w:r>
-              <w:rPr>
-                <w:b w:val="false"/>
-                <w:bCs w:val="false"/>
-                <w:color w:val="000000"/>
-                <w:sz w:val="19"/>
-                <w:szCs w:val="19"/>
-              </w:rPr>
-              <w:t xml:space="preserve">Compara categorías y ordena de mayor a menor.</w:t>
-            </w:r>
-          </w:p>
-        </w:tc>
-      </w:tr>
-      <w:tr>
-        <w:tc>
-          <w:tcPr>
-            <w:tcW w:type="dxa" w:w="2900"/>
-            <w:shd w:fill="DCE6F1" w:color="auto" w:val="clear"/>
-            <w:tcMar>
-              <w:top w:type="dxa" w:w="40"/>
-              <w:left w:type="dxa" w:w="90"/>
-              <w:bottom w:type="dxa" w:w="40"/>
-              <w:right w:type="dxa" w:w="90"/>
-            </w:tcMar>
-          </w:tcPr>
-          <w:p>
-            <w:pPr>
-              <w:spacing w:after="40" w:before="40"/>
-              <w:jc w:val="left"/>
-            </w:pPr>
-            <w:r>
-              <w:rPr>
-                <w:b/>
-                <w:bCs/>
-                <w:color w:val="000000"/>
-                <w:sz w:val="19"/>
-                <w:szCs w:val="19"/>
-              </w:rPr>
-              <w:t xml:space="preserve">Ventas por canal</w:t>
-            </w:r>
-          </w:p>
-        </w:tc>
-        <w:tc>
-          <w:tcPr>
-            <w:tcW w:type="dxa" w:w="2400"/>
-            <w:shd w:fill="DCE6F1" w:color="auto" w:val="clear"/>
-            <w:tcMar>
-              <w:top w:type="dxa" w:w="40"/>
-              <w:left w:type="dxa" w:w="90"/>
-              <w:bottom w:type="dxa" w:w="40"/>
-              <w:right w:type="dxa" w:w="90"/>
-            </w:tcMar>
-          </w:tcPr>
-          <w:p>
-            <w:pPr>
-              <w:spacing w:after="40" w:before="40"/>
-              <w:jc w:val="center"/>
-            </w:pPr>
-            <w:r>
-              <w:rPr>
-                <w:b w:val="false"/>
-                <w:bCs w:val="false"/>
-                <w:color w:val="000000"/>
-                <w:sz w:val="19"/>
-                <w:szCs w:val="19"/>
-              </w:rPr>
-              <w:t xml:space="preserve">Dona (donut)</w:t>
-            </w:r>
-          </w:p>
-        </w:tc>
-        <w:tc>
-          <w:tcPr>
-            <w:tcW w:type="dxa" w:w="3500"/>
-            <w:shd w:fill="DCE6F1" w:color="auto" w:val="clear"/>
-            <w:tcMar>
-              <w:top w:type="dxa" w:w="40"/>
-              <w:left w:type="dxa" w:w="90"/>
-              <w:bottom w:type="dxa" w:w="40"/>
-              <w:right w:type="dxa" w:w="90"/>
-            </w:tcMar>
-          </w:tcPr>
-          <w:p>
-            <w:pPr>
-              <w:spacing w:after="40" w:before="40"/>
-              <w:jc w:val="center"/>
-            </w:pPr>
-            <w:r>
-              <w:rPr>
-                <w:b w:val="false"/>
-                <w:bCs w:val="false"/>
-                <w:color w:val="000000"/>
-                <w:sz w:val="19"/>
-                <w:szCs w:val="19"/>
-              </w:rPr>
-              <w:t xml:space="preserve">Muestra participación Online vs. Tienda.</w:t>
-            </w:r>
-          </w:p>
-        </w:tc>
-      </w:tr>
-      <w:tr>
-        <w:tc>
-          <w:tcPr>
-            <w:tcW w:type="dxa" w:w="2900"/>
-            <w:tcMar>
-              <w:top w:type="dxa" w:w="40"/>
-              <w:left w:type="dxa" w:w="90"/>
-              <w:bottom w:type="dxa" w:w="40"/>
-              <w:right w:type="dxa" w:w="90"/>
-            </w:tcMar>
-          </w:tcPr>
-          <w:p>
-            <w:pPr>
-              <w:spacing w:after="40" w:before="40"/>
-              <w:jc w:val="left"/>
-            </w:pPr>
-            <w:r>
-              <w:rPr>
-                <w:b/>
-                <w:bCs/>
-                <w:color w:val="000000"/>
-                <w:sz w:val="19"/>
-                <w:szCs w:val="19"/>
-              </w:rPr>
-              <w:t xml:space="preserve">Distribución del ticket</w:t>
-            </w:r>
-          </w:p>
-        </w:tc>
-        <w:tc>
-          <w:tcPr>
-            <w:tcW w:type="dxa" w:w="2400"/>
-            <w:tcMar>
-              <w:top w:type="dxa" w:w="40"/>
-              <w:left w:type="dxa" w:w="90"/>
-              <w:bottom w:type="dxa" w:w="40"/>
-              <w:right w:type="dxa" w:w="90"/>
-            </w:tcMar>
-          </w:tcPr>
-          <w:p>
-            <w:pPr>
-              <w:spacing w:after="40" w:before="40"/>
-              <w:jc w:val="center"/>
-            </w:pPr>
-            <w:r>
-              <w:rPr>
-                <w:b w:val="false"/>
-                <w:bCs w:val="false"/>
-                <w:color w:val="000000"/>
-                <w:sz w:val="19"/>
-                <w:szCs w:val="19"/>
-              </w:rPr>
-              <w:t xml:space="preserve">Histograma</w:t>
-            </w:r>
-          </w:p>
-        </w:tc>
-        <w:tc>
-          <w:tcPr>
-            <w:tcW w:type="dxa" w:w="3500"/>
-            <w:tcMar>
-              <w:top w:type="dxa" w:w="40"/>
-              <w:left w:type="dxa" w:w="90"/>
-              <w:bottom w:type="dxa" w:w="40"/>
-              <w:right w:type="dxa" w:w="90"/>
-            </w:tcMar>
-          </w:tcPr>
-          <w:p>
-            <w:pPr>
-              <w:spacing w:after="40" w:before="40"/>
-              <w:jc w:val="center"/>
-            </w:pPr>
-            <w:r>
-              <w:rPr>
-                <w:b w:val="false"/>
-                <w:bCs w:val="false"/>
-                <w:color w:val="000000"/>
-                <w:sz w:val="19"/>
-                <w:szCs w:val="19"/>
-              </w:rPr>
-              <w:t xml:space="preserve">Evidencia el sesgo: media vs. mediana.</w:t>
-            </w:r>
-          </w:p>
-        </w:tc>
-      </w:tr>
-    </w:tbl>
-    <w:p>
-      <w:pPr>
-        <w:spacing w:after="160" w:before="40"/>
-        <w:jc w:val="center"/>
-      </w:pPr>
-      <w:r>
-        <w:rPr>
-          <w:i/>
-          <w:iCs/>
-          <w:color w:val="595959"/>
-          <w:sz w:val="17"/>
-          <w:szCs w:val="17"/>
-        </w:rPr>
-        <w:t xml:space="preserve">Tabla 5. Selección de visuales para el informe.</w:t>
+        <w:t xml:space="preserve">Se modela un esquema en estrella con la tabla de hechos </w:t>
+      </w:r>
+      <w:r>
+        <w:rPr>
+          <w:rFonts w:ascii="Consolas" w:cs="Consolas" w:eastAsia="Consolas" w:hAnsi="Consolas"/>
+          <w:sz w:val="22"/>
+          <w:szCs w:val="22"/>
+        </w:rPr>
+        <w:t xml:space="preserve">Fact_Ventas</w:t>
+      </w:r>
+      <w:r>
+        <w:rPr>
+          <w:sz w:val="22"/>
+          <w:szCs w:val="22"/>
+        </w:rPr>
+        <w:t xml:space="preserve"> en el centro y las dimensiones </w:t>
+      </w:r>
+      <w:r>
+        <w:rPr>
+          <w:rFonts w:ascii="Consolas" w:cs="Consolas" w:eastAsia="Consolas" w:hAnsi="Consolas"/>
+          <w:sz w:val="22"/>
+          <w:szCs w:val="22"/>
+        </w:rPr>
+        <w:t xml:space="preserve">Dim_Clientes</w:t>
+      </w:r>
+      <w:r>
+        <w:rPr>
+          <w:sz w:val="22"/>
+          <w:szCs w:val="22"/>
+        </w:rPr>
+        <w:t xml:space="preserve"> y </w:t>
+      </w:r>
+      <w:r>
+        <w:rPr>
+          <w:rFonts w:ascii="Consolas" w:cs="Consolas" w:eastAsia="Consolas" w:hAnsi="Consolas"/>
+          <w:sz w:val="22"/>
+          <w:szCs w:val="22"/>
+        </w:rPr>
+        <w:t xml:space="preserve">Dim_Productos</w:t>
+      </w:r>
+      <w:r>
+        <w:rPr>
+          <w:sz w:val="22"/>
+          <w:szCs w:val="22"/>
+        </w:rPr>
+        <w:t xml:space="preserve"> alrededor.</w:t>
       </w:r>
     </w:p>
     <w:p>
@@ -3976,7 +3255,7 @@
       <w:r>
         <w:drawing>
           <wp:inline distT="0" distB="0" distL="0" distR="0">
-            <wp:extent cx="6096000" cy="3657600"/>
+            <wp:extent cx="5715000" cy="3248025"/>
             <wp:effectExtent t="0" r="0" b="0" l="0"/>
             <wp:docPr id="1" name="" descr="" title=""/>
             <wp:cNvGraphicFramePr>
@@ -4001,7 +3280,7 @@
                   <pic:spPr bwMode="auto">
                     <a:xfrm>
                       <a:off x="0" y="0"/>
-                      <a:ext cx="6096000" cy="3657600"/>
+                      <a:ext cx="5715000" cy="3248025"/>
                     </a:xfrm>
                     <a:prstGeom prst="rect">
                       <a:avLst/>
@@ -4027,7 +3306,772 @@
           <w:sz w:val="17"/>
           <w:szCs w:val="17"/>
         </w:rPr>
-        <w:t xml:space="preserve">Figura 2. Boceto del dashboard de ventas RetailPro (datos reales del proyecto).</w:t>
+        <w:t xml:space="preserve">Figura 1. Diagrama entidad-relación (esquema en estrella).</w:t>
+      </w:r>
+    </w:p>
+    <w:p>
+      <w:pPr>
+        <w:pStyle w:val="Heading3"/>
+        <w:spacing w:after="80" w:before="160"/>
+      </w:pPr>
+      <w:r>
+        <w:rPr>
+          <w:b/>
+          <w:bCs/>
+          <w:color w:val="1F3864"/>
+          <w:sz w:val="23"/>
+          <w:szCs w:val="23"/>
+        </w:rPr>
+        <w:t xml:space="preserve">Entidades y relaciones</w:t>
+      </w:r>
+    </w:p>
+    <w:p>
+      <w:pPr>
+        <w:pStyle w:val="ListParagraph"/>
+        <w:numPr>
+          <w:ilvl w:val="0"/>
+          <w:numId w:val="1"/>
+        </w:numPr>
+        <w:spacing w:after="60" w:line="270"/>
+      </w:pPr>
+      <w:r>
+        <w:rPr>
+          <w:b/>
+          <w:bCs/>
+          <w:sz w:val="22"/>
+          <w:szCs w:val="22"/>
+        </w:rPr>
+        <w:t xml:space="preserve">Cliente </w:t>
+      </w:r>
+      <w:r>
+        <w:rPr>
+          <w:sz w:val="22"/>
+          <w:szCs w:val="22"/>
+        </w:rPr>
+        <w:t xml:space="preserve">(id_cliente PK): quién compra. </w:t>
+      </w:r>
+    </w:p>
+    <w:p>
+      <w:pPr>
+        <w:pStyle w:val="ListParagraph"/>
+        <w:numPr>
+          <w:ilvl w:val="0"/>
+          <w:numId w:val="1"/>
+        </w:numPr>
+        <w:spacing w:after="60" w:line="270"/>
+      </w:pPr>
+      <w:r>
+        <w:rPr>
+          <w:b/>
+          <w:bCs/>
+          <w:sz w:val="22"/>
+          <w:szCs w:val="22"/>
+        </w:rPr>
+        <w:t xml:space="preserve">Producto </w:t>
+      </w:r>
+      <w:r>
+        <w:rPr>
+          <w:sz w:val="22"/>
+          <w:szCs w:val="22"/>
+        </w:rPr>
+        <w:t xml:space="preserve">(id_producto PK): qué se vende. </w:t>
+      </w:r>
+    </w:p>
+    <w:p>
+      <w:pPr>
+        <w:pStyle w:val="ListParagraph"/>
+        <w:numPr>
+          <w:ilvl w:val="0"/>
+          <w:numId w:val="1"/>
+        </w:numPr>
+        <w:spacing w:after="60" w:line="270"/>
+      </w:pPr>
+      <w:r>
+        <w:rPr>
+          <w:b/>
+          <w:bCs/>
+          <w:sz w:val="22"/>
+          <w:szCs w:val="22"/>
+        </w:rPr>
+        <w:t xml:space="preserve">Venta </w:t>
+      </w:r>
+      <w:r>
+        <w:rPr>
+          <w:sz w:val="22"/>
+          <w:szCs w:val="22"/>
+        </w:rPr>
+        <w:t xml:space="preserve">(id_venta PK; id_cliente e id_producto como FK): el hecho, con fecha, cantidad y total. </w:t>
+      </w:r>
+    </w:p>
+    <w:p>
+      <w:pPr>
+        <w:spacing w:after="120" w:line="276"/>
+      </w:pPr>
+      <w:r>
+        <w:rPr>
+          <w:b/>
+          <w:bCs/>
+          <w:sz w:val="22"/>
+          <w:szCs w:val="22"/>
+        </w:rPr>
+        <w:t xml:space="preserve">Relaciones: </w:t>
+      </w:r>
+      <w:r>
+        <w:rPr>
+          <w:sz w:val="22"/>
+          <w:szCs w:val="22"/>
+        </w:rPr>
+        <w:t xml:space="preserve">un cliente realiza muchas ventas (1:N) y un producto aparece en muchas ventas (1:N). La tabla Venta resuelve la relación N:M entre clientes y productos, y cada fila registra una transacción con su total_venta.</w:t>
+      </w:r>
+    </w:p>
+    <w:p>
+      <w:pPr>
+        <w:pStyle w:val="Heading2"/>
+        <w:spacing w:after="100" w:before="220"/>
+      </w:pPr>
+      <w:r>
+        <w:rPr>
+          <w:b/>
+          <w:bCs/>
+          <w:color w:val="2E74B5"/>
+          <w:sz w:val="26"/>
+          <w:szCs w:val="26"/>
+        </w:rPr>
+        <w:t xml:space="preserve">Ejercicio 3 — Visualización y storytelling</w:t>
+      </w:r>
+    </w:p>
+    <w:p>
+      <w:pPr>
+        <w:spacing w:after="120" w:line="276"/>
+      </w:pPr>
+      <w:r>
+        <w:rPr>
+          <w:sz w:val="22"/>
+          <w:szCs w:val="22"/>
+        </w:rPr>
+        <w:t xml:space="preserve">Escenario: presentar el informe de ventas mensual al equipo de marketing. La narrativa sigue una estructura de tres actos: contexto → hallazgo → acción.</w:t>
+      </w:r>
+    </w:p>
+    <w:p>
+      <w:pPr>
+        <w:pStyle w:val="Heading3"/>
+        <w:spacing w:after="80" w:before="160"/>
+      </w:pPr>
+      <w:r>
+        <w:rPr>
+          <w:b/>
+          <w:bCs/>
+          <w:color w:val="1F3864"/>
+          <w:sz w:val="23"/>
+          <w:szCs w:val="23"/>
+        </w:rPr>
+        <w:t xml:space="preserve">Gráficos elegidos y por qué</w:t>
+      </w:r>
+    </w:p>
+    <w:tbl>
+      <w:tblPr>
+        <w:tblW w:type="dxa" w:w="8800"/>
+        <w:tblBorders>
+          <w:top w:val="single" w:color="BFBFBF" w:sz="2"/>
+          <w:left w:val="single" w:color="BFBFBF" w:sz="2"/>
+          <w:bottom w:val="single" w:color="BFBFBF" w:sz="2"/>
+          <w:right w:val="single" w:color="BFBFBF" w:sz="2"/>
+          <w:insideH w:val="single" w:color="D9D9D9" w:sz="2"/>
+          <w:insideV w:val="single" w:color="D9D9D9" w:sz="2"/>
+        </w:tblBorders>
+      </w:tblPr>
+      <w:tblGrid>
+        <w:gridCol w:w="2900"/>
+        <w:gridCol w:w="2400"/>
+        <w:gridCol w:w="3500"/>
+      </w:tblGrid>
+      <w:tr>
+        <w:trPr>
+          <w:tblHeader/>
+        </w:trPr>
+        <w:tc>
+          <w:tcPr>
+            <w:tcW w:type="dxa" w:w="2900"/>
+            <w:shd w:fill="1F3864" w:color="auto" w:val="clear"/>
+            <w:tcMar>
+              <w:top w:type="dxa" w:w="40"/>
+              <w:left w:type="dxa" w:w="90"/>
+              <w:bottom w:type="dxa" w:w="40"/>
+              <w:right w:type="dxa" w:w="90"/>
+            </w:tcMar>
+          </w:tcPr>
+          <w:p>
+            <w:pPr>
+              <w:spacing w:after="40" w:before="40"/>
+              <w:jc w:val="left"/>
+            </w:pPr>
+            <w:r>
+              <w:rPr>
+                <w:b/>
+                <w:bCs/>
+                <w:color w:val="FFFFFF"/>
+                <w:sz w:val="19"/>
+                <w:szCs w:val="19"/>
+              </w:rPr>
+              <w:t xml:space="preserve">Visual</w:t>
+            </w:r>
+          </w:p>
+        </w:tc>
+        <w:tc>
+          <w:tcPr>
+            <w:tcW w:type="dxa" w:w="2400"/>
+            <w:shd w:fill="1F3864" w:color="auto" w:val="clear"/>
+            <w:tcMar>
+              <w:top w:type="dxa" w:w="40"/>
+              <w:left w:type="dxa" w:w="90"/>
+              <w:bottom w:type="dxa" w:w="40"/>
+              <w:right w:type="dxa" w:w="90"/>
+            </w:tcMar>
+          </w:tcPr>
+          <w:p>
+            <w:pPr>
+              <w:spacing w:after="40" w:before="40"/>
+              <w:jc w:val="center"/>
+            </w:pPr>
+            <w:r>
+              <w:rPr>
+                <w:b/>
+                <w:bCs/>
+                <w:color w:val="FFFFFF"/>
+                <w:sz w:val="19"/>
+                <w:szCs w:val="19"/>
+              </w:rPr>
+              <w:t xml:space="preserve">Tipo de gráfico</w:t>
+            </w:r>
+          </w:p>
+        </w:tc>
+        <w:tc>
+          <w:tcPr>
+            <w:tcW w:type="dxa" w:w="3500"/>
+            <w:shd w:fill="1F3864" w:color="auto" w:val="clear"/>
+            <w:tcMar>
+              <w:top w:type="dxa" w:w="40"/>
+              <w:left w:type="dxa" w:w="90"/>
+              <w:bottom w:type="dxa" w:w="40"/>
+              <w:right w:type="dxa" w:w="90"/>
+            </w:tcMar>
+          </w:tcPr>
+          <w:p>
+            <w:pPr>
+              <w:spacing w:after="40" w:before="40"/>
+              <w:jc w:val="center"/>
+            </w:pPr>
+            <w:r>
+              <w:rPr>
+                <w:b/>
+                <w:bCs/>
+                <w:color w:val="FFFFFF"/>
+                <w:sz w:val="19"/>
+                <w:szCs w:val="19"/>
+              </w:rPr>
+              <w:t xml:space="preserve">Por qué</w:t>
+            </w:r>
+          </w:p>
+        </w:tc>
+      </w:tr>
+      <w:tr>
+        <w:tc>
+          <w:tcPr>
+            <w:tcW w:type="dxa" w:w="2900"/>
+            <w:tcMar>
+              <w:top w:type="dxa" w:w="40"/>
+              <w:left w:type="dxa" w:w="90"/>
+              <w:bottom w:type="dxa" w:w="40"/>
+              <w:right w:type="dxa" w:w="90"/>
+            </w:tcMar>
+          </w:tcPr>
+          <w:p>
+            <w:pPr>
+              <w:spacing w:after="40" w:before="40"/>
+              <w:jc w:val="left"/>
+            </w:pPr>
+            <w:r>
+              <w:rPr>
+                <w:b/>
+                <w:bCs/>
+                <w:color w:val="000000"/>
+                <w:sz w:val="19"/>
+                <w:szCs w:val="19"/>
+              </w:rPr>
+              <w:t xml:space="preserve">Total, ticket y n.º ventas</w:t>
+            </w:r>
+          </w:p>
+        </w:tc>
+        <w:tc>
+          <w:tcPr>
+            <w:tcW w:type="dxa" w:w="2400"/>
+            <w:tcMar>
+              <w:top w:type="dxa" w:w="40"/>
+              <w:left w:type="dxa" w:w="90"/>
+              <w:bottom w:type="dxa" w:w="40"/>
+              <w:right w:type="dxa" w:w="90"/>
+            </w:tcMar>
+          </w:tcPr>
+          <w:p>
+            <w:pPr>
+              <w:spacing w:after="40" w:before="40"/>
+              <w:jc w:val="center"/>
+            </w:pPr>
+            <w:r>
+              <w:rPr>
+                <w:b w:val="false"/>
+                <w:bCs w:val="false"/>
+                <w:color w:val="000000"/>
+                <w:sz w:val="19"/>
+                <w:szCs w:val="19"/>
+              </w:rPr>
+              <w:t xml:space="preserve">Tarjetas KPI</w:t>
+            </w:r>
+          </w:p>
+        </w:tc>
+        <w:tc>
+          <w:tcPr>
+            <w:tcW w:type="dxa" w:w="3500"/>
+            <w:tcMar>
+              <w:top w:type="dxa" w:w="40"/>
+              <w:left w:type="dxa" w:w="90"/>
+              <w:bottom w:type="dxa" w:w="40"/>
+              <w:right w:type="dxa" w:w="90"/>
+            </w:tcMar>
+          </w:tcPr>
+          <w:p>
+            <w:pPr>
+              <w:spacing w:after="40" w:before="40"/>
+              <w:jc w:val="center"/>
+            </w:pPr>
+            <w:r>
+              <w:rPr>
+                <w:b w:val="false"/>
+                <w:bCs w:val="false"/>
+                <w:color w:val="000000"/>
+                <w:sz w:val="19"/>
+                <w:szCs w:val="19"/>
+              </w:rPr>
+              <w:t xml:space="preserve">Monitoreo de un vistazo.</w:t>
+            </w:r>
+          </w:p>
+        </w:tc>
+      </w:tr>
+      <w:tr>
+        <w:tc>
+          <w:tcPr>
+            <w:tcW w:type="dxa" w:w="2900"/>
+            <w:shd w:fill="DCE6F1" w:color="auto" w:val="clear"/>
+            <w:tcMar>
+              <w:top w:type="dxa" w:w="40"/>
+              <w:left w:type="dxa" w:w="90"/>
+              <w:bottom w:type="dxa" w:w="40"/>
+              <w:right w:type="dxa" w:w="90"/>
+            </w:tcMar>
+          </w:tcPr>
+          <w:p>
+            <w:pPr>
+              <w:spacing w:after="40" w:before="40"/>
+              <w:jc w:val="left"/>
+            </w:pPr>
+            <w:r>
+              <w:rPr>
+                <w:b/>
+                <w:bCs/>
+                <w:color w:val="000000"/>
+                <w:sz w:val="19"/>
+                <w:szCs w:val="19"/>
+              </w:rPr>
+              <w:t xml:space="preserve">Tendencia mensual</w:t>
+            </w:r>
+          </w:p>
+        </w:tc>
+        <w:tc>
+          <w:tcPr>
+            <w:tcW w:type="dxa" w:w="2400"/>
+            <w:shd w:fill="DCE6F1" w:color="auto" w:val="clear"/>
+            <w:tcMar>
+              <w:top w:type="dxa" w:w="40"/>
+              <w:left w:type="dxa" w:w="90"/>
+              <w:bottom w:type="dxa" w:w="40"/>
+              <w:right w:type="dxa" w:w="90"/>
+            </w:tcMar>
+          </w:tcPr>
+          <w:p>
+            <w:pPr>
+              <w:spacing w:after="40" w:before="40"/>
+              <w:jc w:val="center"/>
+            </w:pPr>
+            <w:r>
+              <w:rPr>
+                <w:b w:val="false"/>
+                <w:bCs w:val="false"/>
+                <w:color w:val="000000"/>
+                <w:sz w:val="19"/>
+                <w:szCs w:val="19"/>
+              </w:rPr>
+              <w:t xml:space="preserve">Gráfico de líneas</w:t>
+            </w:r>
+          </w:p>
+        </w:tc>
+        <w:tc>
+          <w:tcPr>
+            <w:tcW w:type="dxa" w:w="3500"/>
+            <w:shd w:fill="DCE6F1" w:color="auto" w:val="clear"/>
+            <w:tcMar>
+              <w:top w:type="dxa" w:w="40"/>
+              <w:left w:type="dxa" w:w="90"/>
+              <w:bottom w:type="dxa" w:w="40"/>
+              <w:right w:type="dxa" w:w="90"/>
+            </w:tcMar>
+          </w:tcPr>
+          <w:p>
+            <w:pPr>
+              <w:spacing w:after="40" w:before="40"/>
+              <w:jc w:val="center"/>
+            </w:pPr>
+            <w:r>
+              <w:rPr>
+                <w:b w:val="false"/>
+                <w:bCs w:val="false"/>
+                <w:color w:val="000000"/>
+                <w:sz w:val="19"/>
+                <w:szCs w:val="19"/>
+              </w:rPr>
+              <w:t xml:space="preserve">Muestra evolución/estacionalidad en el tiempo.</w:t>
+            </w:r>
+          </w:p>
+        </w:tc>
+      </w:tr>
+      <w:tr>
+        <w:tc>
+          <w:tcPr>
+            <w:tcW w:type="dxa" w:w="2900"/>
+            <w:tcMar>
+              <w:top w:type="dxa" w:w="40"/>
+              <w:left w:type="dxa" w:w="90"/>
+              <w:bottom w:type="dxa" w:w="40"/>
+              <w:right w:type="dxa" w:w="90"/>
+            </w:tcMar>
+          </w:tcPr>
+          <w:p>
+            <w:pPr>
+              <w:spacing w:after="40" w:before="40"/>
+              <w:jc w:val="left"/>
+            </w:pPr>
+            <w:r>
+              <w:rPr>
+                <w:b/>
+                <w:bCs/>
+                <w:color w:val="000000"/>
+                <w:sz w:val="19"/>
+                <w:szCs w:val="19"/>
+              </w:rPr>
+              <w:t xml:space="preserve">Ventas por categoría</w:t>
+            </w:r>
+          </w:p>
+        </w:tc>
+        <w:tc>
+          <w:tcPr>
+            <w:tcW w:type="dxa" w:w="2400"/>
+            <w:tcMar>
+              <w:top w:type="dxa" w:w="40"/>
+              <w:left w:type="dxa" w:w="90"/>
+              <w:bottom w:type="dxa" w:w="40"/>
+              <w:right w:type="dxa" w:w="90"/>
+            </w:tcMar>
+          </w:tcPr>
+          <w:p>
+            <w:pPr>
+              <w:spacing w:after="40" w:before="40"/>
+              <w:jc w:val="center"/>
+            </w:pPr>
+            <w:r>
+              <w:rPr>
+                <w:b w:val="false"/>
+                <w:bCs w:val="false"/>
+                <w:color w:val="000000"/>
+                <w:sz w:val="19"/>
+                <w:szCs w:val="19"/>
+              </w:rPr>
+              <w:t xml:space="preserve">Barras horizontales</w:t>
+            </w:r>
+          </w:p>
+        </w:tc>
+        <w:tc>
+          <w:tcPr>
+            <w:tcW w:type="dxa" w:w="3500"/>
+            <w:tcMar>
+              <w:top w:type="dxa" w:w="40"/>
+              <w:left w:type="dxa" w:w="90"/>
+              <w:bottom w:type="dxa" w:w="40"/>
+              <w:right w:type="dxa" w:w="90"/>
+            </w:tcMar>
+          </w:tcPr>
+          <w:p>
+            <w:pPr>
+              <w:spacing w:after="40" w:before="40"/>
+              <w:jc w:val="center"/>
+            </w:pPr>
+            <w:r>
+              <w:rPr>
+                <w:b w:val="false"/>
+                <w:bCs w:val="false"/>
+                <w:color w:val="000000"/>
+                <w:sz w:val="19"/>
+                <w:szCs w:val="19"/>
+              </w:rPr>
+              <w:t xml:space="preserve">Compara categorías y ordena de mayor a menor.</w:t>
+            </w:r>
+          </w:p>
+        </w:tc>
+      </w:tr>
+      <w:tr>
+        <w:tc>
+          <w:tcPr>
+            <w:tcW w:type="dxa" w:w="2900"/>
+            <w:shd w:fill="DCE6F1" w:color="auto" w:val="clear"/>
+            <w:tcMar>
+              <w:top w:type="dxa" w:w="40"/>
+              <w:left w:type="dxa" w:w="90"/>
+              <w:bottom w:type="dxa" w:w="40"/>
+              <w:right w:type="dxa" w:w="90"/>
+            </w:tcMar>
+          </w:tcPr>
+          <w:p>
+            <w:pPr>
+              <w:spacing w:after="40" w:before="40"/>
+              <w:jc w:val="left"/>
+            </w:pPr>
+            <w:r>
+              <w:rPr>
+                <w:b/>
+                <w:bCs/>
+                <w:color w:val="000000"/>
+                <w:sz w:val="19"/>
+                <w:szCs w:val="19"/>
+              </w:rPr>
+              <w:t xml:space="preserve">Ventas por canal</w:t>
+            </w:r>
+          </w:p>
+        </w:tc>
+        <w:tc>
+          <w:tcPr>
+            <w:tcW w:type="dxa" w:w="2400"/>
+            <w:shd w:fill="DCE6F1" w:color="auto" w:val="clear"/>
+            <w:tcMar>
+              <w:top w:type="dxa" w:w="40"/>
+              <w:left w:type="dxa" w:w="90"/>
+              <w:bottom w:type="dxa" w:w="40"/>
+              <w:right w:type="dxa" w:w="90"/>
+            </w:tcMar>
+          </w:tcPr>
+          <w:p>
+            <w:pPr>
+              <w:spacing w:after="40" w:before="40"/>
+              <w:jc w:val="center"/>
+            </w:pPr>
+            <w:r>
+              <w:rPr>
+                <w:b w:val="false"/>
+                <w:bCs w:val="false"/>
+                <w:color w:val="000000"/>
+                <w:sz w:val="19"/>
+                <w:szCs w:val="19"/>
+              </w:rPr>
+              <w:t xml:space="preserve">Dona (donut)</w:t>
+            </w:r>
+          </w:p>
+        </w:tc>
+        <w:tc>
+          <w:tcPr>
+            <w:tcW w:type="dxa" w:w="3500"/>
+            <w:shd w:fill="DCE6F1" w:color="auto" w:val="clear"/>
+            <w:tcMar>
+              <w:top w:type="dxa" w:w="40"/>
+              <w:left w:type="dxa" w:w="90"/>
+              <w:bottom w:type="dxa" w:w="40"/>
+              <w:right w:type="dxa" w:w="90"/>
+            </w:tcMar>
+          </w:tcPr>
+          <w:p>
+            <w:pPr>
+              <w:spacing w:after="40" w:before="40"/>
+              <w:jc w:val="center"/>
+            </w:pPr>
+            <w:r>
+              <w:rPr>
+                <w:b w:val="false"/>
+                <w:bCs w:val="false"/>
+                <w:color w:val="000000"/>
+                <w:sz w:val="19"/>
+                <w:szCs w:val="19"/>
+              </w:rPr>
+              <w:t xml:space="preserve">Muestra participación Online vs. Tienda.</w:t>
+            </w:r>
+          </w:p>
+        </w:tc>
+      </w:tr>
+      <w:tr>
+        <w:tc>
+          <w:tcPr>
+            <w:tcW w:type="dxa" w:w="2900"/>
+            <w:tcMar>
+              <w:top w:type="dxa" w:w="40"/>
+              <w:left w:type="dxa" w:w="90"/>
+              <w:bottom w:type="dxa" w:w="40"/>
+              <w:right w:type="dxa" w:w="90"/>
+            </w:tcMar>
+          </w:tcPr>
+          <w:p>
+            <w:pPr>
+              <w:spacing w:after="40" w:before="40"/>
+              <w:jc w:val="left"/>
+            </w:pPr>
+            <w:r>
+              <w:rPr>
+                <w:b/>
+                <w:bCs/>
+                <w:color w:val="000000"/>
+                <w:sz w:val="19"/>
+                <w:szCs w:val="19"/>
+              </w:rPr>
+              <w:t xml:space="preserve">Distribución del ticket</w:t>
+            </w:r>
+          </w:p>
+        </w:tc>
+        <w:tc>
+          <w:tcPr>
+            <w:tcW w:type="dxa" w:w="2400"/>
+            <w:tcMar>
+              <w:top w:type="dxa" w:w="40"/>
+              <w:left w:type="dxa" w:w="90"/>
+              <w:bottom w:type="dxa" w:w="40"/>
+              <w:right w:type="dxa" w:w="90"/>
+            </w:tcMar>
+          </w:tcPr>
+          <w:p>
+            <w:pPr>
+              <w:spacing w:after="40" w:before="40"/>
+              <w:jc w:val="center"/>
+            </w:pPr>
+            <w:r>
+              <w:rPr>
+                <w:b w:val="false"/>
+                <w:bCs w:val="false"/>
+                <w:color w:val="000000"/>
+                <w:sz w:val="19"/>
+                <w:szCs w:val="19"/>
+              </w:rPr>
+              <w:t xml:space="preserve">Histograma</w:t>
+            </w:r>
+          </w:p>
+        </w:tc>
+        <w:tc>
+          <w:tcPr>
+            <w:tcW w:type="dxa" w:w="3500"/>
+            <w:tcMar>
+              <w:top w:type="dxa" w:w="40"/>
+              <w:left w:type="dxa" w:w="90"/>
+              <w:bottom w:type="dxa" w:w="40"/>
+              <w:right w:type="dxa" w:w="90"/>
+            </w:tcMar>
+          </w:tcPr>
+          <w:p>
+            <w:pPr>
+              <w:spacing w:after="40" w:before="40"/>
+              <w:jc w:val="center"/>
+            </w:pPr>
+            <w:r>
+              <w:rPr>
+                <w:b w:val="false"/>
+                <w:bCs w:val="false"/>
+                <w:color w:val="000000"/>
+                <w:sz w:val="19"/>
+                <w:szCs w:val="19"/>
+              </w:rPr>
+              <w:t xml:space="preserve">Evidencia el sesgo: media vs. mediana.</w:t>
+            </w:r>
+          </w:p>
+        </w:tc>
+      </w:tr>
+    </w:tbl>
+    <w:p>
+      <w:pPr>
+        <w:spacing w:after="160" w:before="40"/>
+        <w:jc w:val="center"/>
+      </w:pPr>
+      <w:r>
+        <w:rPr>
+          <w:i/>
+          <w:iCs/>
+          <w:color w:val="595959"/>
+          <w:sz w:val="17"/>
+          <w:szCs w:val="17"/>
+        </w:rPr>
+        <w:t xml:space="preserve">Tabla 5. Selección de visuales para el informe.</w:t>
+      </w:r>
+    </w:p>
+    <w:p>
+      <w:pPr>
+        <w:spacing w:after="40" w:before="80"/>
+        <w:jc w:val="center"/>
+      </w:pPr>
+      <w:r>
+        <w:drawing>
+          <wp:inline distT="0" distB="0" distL="0" distR="0">
+            <wp:extent cx="6191250" cy="4048125"/>
+            <wp:effectExtent t="0" r="0" b="0" l="0"/>
+            <wp:docPr id="1" name="" descr="" title=""/>
+            <wp:cNvGraphicFramePr>
+              <a:graphicFrameLocks xmlns:a="http://schemas.openxmlformats.org/drawingml/2006/main" noChangeAspect="1"/>
+            </wp:cNvGraphicFramePr>
+            <a:graphic xmlns:a="http://schemas.openxmlformats.org/drawingml/2006/main">
+              <a:graphicData uri="http://schemas.openxmlformats.org/drawingml/2006/picture">
+                <pic:pic xmlns:pic="http://schemas.openxmlformats.org/drawingml/2006/picture">
+                  <pic:nvPicPr>
+                    <pic:cNvPr id="0" name="" descr=""/>
+                    <pic:cNvPicPr>
+                      <a:picLocks noChangeAspect="1" noChangeArrowheads="1"/>
+                    </pic:cNvPicPr>
+                  </pic:nvPicPr>
+                  <pic:blipFill>
+                    <a:blip r:embed="rId9" cstate="none"/>
+                    <a:srcRect/>
+                    <a:stretch>
+                      <a:fillRect/>
+                    </a:stretch>
+                  </pic:blipFill>
+                  <pic:spPr bwMode="auto">
+                    <a:xfrm>
+                      <a:off x="0" y="0"/>
+                      <a:ext cx="6191250" cy="4048125"/>
+                    </a:xfrm>
+                    <a:prstGeom prst="rect">
+                      <a:avLst/>
+                    </a:prstGeom>
+                  </pic:spPr>
+                </pic:pic>
+              </a:graphicData>
+            </a:graphic>
+          </wp:inline>
+        </w:drawing>
+      </w:r>
+    </w:p>
+    <w:p>
+      <w:pPr>
+        <w:spacing w:after="160" w:before="40"/>
+        <w:jc w:val="center"/>
+      </w:pPr>
+      <w:r>
+        <w:rPr>
+          <w:i/>
+          <w:iCs/>
+          <w:color w:val="595959"/>
+          <w:sz w:val="17"/>
+          <w:szCs w:val="17"/>
+        </w:rPr>
+        <w:t xml:space="preserve">Figura 3. Dashboard de ventas RetailPro en Power BI Desktop (datos reales del proyecto).</w:t>
       </w:r>
     </w:p>
     <w:p>
@@ -4282,7 +4326,7 @@
           <w:sz w:val="20"/>
           <w:szCs w:val="20"/>
         </w:rPr>
-        <w:t xml:space="preserve">reemplazá la Figura 2 y el Ejercicio 1 por capturas reales de tu Power BI y tu editor SQL; verificá que el Google Doc tenga acceso público/de revisión y que no haya enlaces externos. Todo el análisis debe entenderse solo mirando este documento.</w:t>
+        <w:t xml:space="preserve">el documento ya incluye las capturas de la consulta SQL (Figura 2) y del dashboard (Figura 3). Si lo pasás a Google Doc, verificá que tenga acceso público/de revisión y que no haya enlaces externos: todo el análisis debe entenderse solo mirando este documento.</w:t>
       </w:r>
     </w:p>
     <w:sectPr>
